--- a/temp/reference.docx
+++ b/temp/reference.docx
@@ -381,10 +381,10 @@
     <w:qFormat/>
     <w:rsid w:val="00FC693F"/>
     <w:pPr>
-      <w:spacing w:lineRule="auto" w:line="264" w:before="0" w:after="40"/>
+      <w:spacing w:lineRule="auto" w:line="283" w:before="0" w:after="60"/>
     </w:pPr>
     <w:rPr>
-      <w:rFonts w:ascii="EB Garamond" w:hAnsi="EB Garamond"/>
+      <w:rFonts w:ascii="EB Garamond" w:hAnsi="EB Garamond" w:cs="EB Garamond" w:eastAsia="EB Garamond"/>
       <w:color w:val="1A1A1A"/>
       <w:sz w:val="20"/>
     </w:rPr>
@@ -444,15 +444,15 @@
     <w:pPr>
       <w:keepNext/>
       <w:keepLines/>
-      <w:spacing w:before="160" w:after="60"/>
+      <w:spacing w:before="280" w:after="120" w:lineRule="auto" w:line="276"/>
       <w:outlineLvl w:val="0"/>
     </w:pPr>
     <w:rPr>
-      <w:rFonts w:asciiTheme="majorHAnsi" w:eastAsiaTheme="majorEastAsia" w:hAnsiTheme="majorHAnsi" w:cstheme="majorBidi" w:ascii="EB Garamond" w:hAnsi="EB Garamond"/>
+      <w:rFonts w:ascii="EB Garamond" w:hAnsi="EB Garamond" w:cs="EB Garamond" w:eastAsia="EB Garamond"/>
       <w:b/>
       <w:bCs/>
       <w:color w:val="1A1A1A"/>
-      <w:sz w:val="32"/>
+      <w:sz w:val="36"/>
       <w:szCs w:val="28"/>
     </w:rPr>
   </w:style>
@@ -468,11 +468,11 @@
     <w:pPr>
       <w:keepNext/>
       <w:keepLines/>
-      <w:spacing w:before="160" w:after="60"/>
+      <w:spacing w:before="200" w:after="80" w:lineRule="auto" w:line="276"/>
       <w:outlineLvl w:val="1"/>
     </w:pPr>
     <w:rPr>
-      <w:rFonts w:asciiTheme="majorHAnsi" w:eastAsiaTheme="majorEastAsia" w:hAnsiTheme="majorHAnsi" w:cstheme="majorBidi" w:ascii="EB Garamond" w:hAnsi="EB Garamond"/>
+      <w:rFonts w:ascii="EB Garamond" w:hAnsi="EB Garamond" w:cs="EB Garamond" w:eastAsia="EB Garamond"/>
       <w:b/>
       <w:bCs/>
       <w:color w:val="1A1A1A"/>
@@ -496,7 +496,7 @@
       <w:outlineLvl w:val="2"/>
     </w:pPr>
     <w:rPr>
-      <w:rFonts w:asciiTheme="majorHAnsi" w:eastAsiaTheme="majorEastAsia" w:hAnsiTheme="majorHAnsi" w:cstheme="majorBidi" w:ascii="EB Garamond" w:hAnsi="EB Garamond"/>
+      <w:rFonts w:ascii="EB Garamond" w:hAnsi="EB Garamond" w:cs="EB Garamond" w:eastAsia="EB Garamond"/>
       <w:b/>
       <w:bCs/>
       <w:color w:val="1A1A1A"/>
@@ -516,17 +516,16 @@
     <w:pPr>
       <w:keepNext/>
       <w:keepLines/>
-      <w:spacing w:before="160" w:after="60"/>
+      <w:spacing w:before="200" w:after="0"/>
       <w:outlineLvl w:val="3"/>
     </w:pPr>
     <w:rPr>
-      <w:rFonts w:asciiTheme="majorHAnsi" w:eastAsiaTheme="majorEastAsia" w:hAnsiTheme="majorHAnsi" w:cstheme="majorBidi" w:ascii="EB Garamond" w:hAnsi="EB Garamond"/>
+      <w:rFonts w:asciiTheme="majorHAnsi" w:eastAsiaTheme="majorEastAsia" w:hAnsiTheme="majorHAnsi" w:cstheme="majorBidi"/>
       <w:b/>
       <w:bCs/>
       <w:i/>
       <w:iCs/>
-      <w:color w:val="1A1A1A"/>
-      <w:sz w:val="20"/>
+      <w:color w:val="4F81BD" w:themeColor="accent1"/>
     </w:rPr>
   </w:style>
   <w:style w:type="paragraph" w:styleId="Heading5">
@@ -735,13 +734,14 @@
       <w:pBdr>
         <w:bottom w:val="single" w:sz="8" w:space="4" w:color="4F81BD" w:themeColor="accent1"/>
       </w:pBdr>
-      <w:spacing w:after="300" w:line="240" w:lineRule="auto"/>
+      <w:spacing w:after="160" w:line="240" w:lineRule="auto"/>
       <w:contextualSpacing/>
+      <w:jc w:val="left"/>
     </w:pPr>
     <w:rPr>
-      <w:rFonts w:asciiTheme="majorHAnsi" w:eastAsiaTheme="majorEastAsia" w:hAnsiTheme="majorHAnsi" w:cstheme="majorBidi" w:ascii="EB Garamond" w:hAnsi="EB Garamond"/>
+      <w:rFonts w:ascii="EB Garamond" w:hAnsi="EB Garamond" w:cs="EB Garamond" w:eastAsia="EB Garamond"/>
       <w:b/>
-      <w:color w:val="17365D" w:themeColor="text2" w:themeShade="BF"/>
+      <w:color w:val="1A1A1A"/>
       <w:spacing w:val="5"/>
       <w:kern w:val="28"/>
       <w:sz w:val="72"/>
@@ -775,12 +775,14 @@
       <w:numPr>
         <w:ilvl w:val="1"/>
       </w:numPr>
+      <w:spacing w:after="240"/>
+      <w:jc w:val="left"/>
     </w:pPr>
     <w:rPr>
-      <w:rFonts w:asciiTheme="majorHAnsi" w:eastAsiaTheme="majorEastAsia" w:hAnsiTheme="majorHAnsi" w:cstheme="majorBidi" w:ascii="EB Garamond" w:hAnsi="EB Garamond"/>
+      <w:rFonts w:ascii="EB Garamond" w:hAnsi="EB Garamond" w:cs="EB Garamond" w:eastAsia="EB Garamond"/>
       <w:i/>
       <w:iCs/>
-      <w:color w:val="4F81BD" w:themeColor="accent1"/>
+      <w:color w:val="4A4A4A"/>
       <w:spacing w:val="15"/>
       <w:sz w:val="26"/>
       <w:szCs w:val="24"/>
@@ -821,8 +823,13 @@
     <w:unhideWhenUsed/>
     <w:rsid w:val="00AA1D8D"/>
     <w:pPr>
-      <w:spacing w:after="120"/>
-    </w:pPr>
+      <w:spacing w:after="60" w:lineRule="auto" w:line="283"/>
+    </w:pPr>
+    <w:rPr>
+      <w:rFonts w:ascii="EB Garamond" w:hAnsi="EB Garamond" w:cs="EB Garamond" w:eastAsia="EB Garamond"/>
+      <w:color w:val="1A1A1A"/>
+      <w:sz w:val="20"/>
+    </w:rPr>
   </w:style>
   <w:style w:type="character" w:customStyle="1" w:styleId="BodyTextChar">
     <w:name w:val="Body Text Char"/>
